--- a/ПР1__МДК.05.01__Раимов.docx
+++ b/ПР1__МДК.05.01__Раимов.docx
@@ -4,10 +4,586 @@
   <w:body>
     <w:p>
       <w:pPr>
+        <w:spacing w:line="360" w:lineRule="auto"/>
+        <w:ind w:firstLine="0"/>
+        <w:jc w:val="center"/>
+        <w:rPr>
+          <w:rFonts w:eastAsia="Aptos"/>
+          <w:b/>
+          <w:bCs/>
+          <w:color w:val="auto"/>
+          <w:szCs w:val="28"/>
+        </w:rPr>
+      </w:pPr>
+      <w:bookmarkStart w:id="0" w:name="_Toc239506178"/>
+      <w:r>
+        <w:rPr>
+          <w:rFonts w:eastAsia="Aptos"/>
+          <w:b/>
+          <w:bCs/>
+          <w:color w:val="auto"/>
+          <w:szCs w:val="28"/>
+        </w:rPr>
+        <w:t>МИНИСТЕРСТВО НАУКИ И ВЫСШЕГО ОБРАЗОВАНИЯ РОССИЙСКОЙ ФЕДЕРАЦИИ</w:t>
+      </w:r>
+    </w:p>
+    <w:p>
+      <w:pPr>
+        <w:spacing w:line="360" w:lineRule="auto"/>
+        <w:ind w:firstLine="0"/>
+        <w:jc w:val="center"/>
+        <w:rPr>
+          <w:rFonts w:eastAsia="Aptos"/>
+          <w:color w:val="auto"/>
+          <w:szCs w:val="28"/>
+        </w:rPr>
+      </w:pPr>
+      <w:r>
+        <w:rPr>
+          <w:rFonts w:eastAsia="Aptos"/>
+          <w:color w:val="auto"/>
+          <w:szCs w:val="28"/>
+        </w:rPr>
+        <w:t>СТАРООСКОЛЬСКИЙ ТЕХНОЛОГИЧЕСКИЙ ИНСТИТУТ ИМ А.А.УГАРОВА</w:t>
+      </w:r>
+    </w:p>
+    <w:p>
+      <w:pPr>
+        <w:spacing w:line="360" w:lineRule="auto"/>
+        <w:ind w:firstLine="0"/>
+        <w:jc w:val="center"/>
+        <w:rPr>
+          <w:rFonts w:eastAsia="Aptos"/>
+          <w:color w:val="auto"/>
+          <w:szCs w:val="28"/>
+        </w:rPr>
+      </w:pPr>
+      <w:r>
+        <w:rPr>
+          <w:rFonts w:eastAsia="Aptos"/>
+          <w:color w:val="auto"/>
+          <w:szCs w:val="28"/>
+        </w:rPr>
+        <w:t>(филиал) федерального государственного автономного образовательного учреждения высшего обучения</w:t>
+      </w:r>
+    </w:p>
+    <w:p>
+      <w:pPr>
+        <w:spacing w:line="360" w:lineRule="auto"/>
+        <w:ind w:firstLine="0"/>
+        <w:jc w:val="center"/>
+        <w:rPr>
+          <w:rFonts w:eastAsia="Aptos"/>
+          <w:color w:val="auto"/>
+          <w:szCs w:val="28"/>
+        </w:rPr>
+      </w:pPr>
+      <w:r>
+        <w:rPr>
+          <w:rFonts w:eastAsia="Aptos"/>
+          <w:color w:val="auto"/>
+          <w:szCs w:val="28"/>
+        </w:rPr>
+        <w:t>«Национальный исследовательский технологический университет МИСИС»</w:t>
+      </w:r>
+    </w:p>
+    <w:p>
+      <w:pPr>
+        <w:spacing w:line="360" w:lineRule="auto"/>
+        <w:ind w:firstLine="0"/>
+        <w:jc w:val="center"/>
+        <w:rPr>
+          <w:rFonts w:eastAsia="Aptos"/>
+          <w:b/>
+          <w:bCs/>
+          <w:color w:val="auto"/>
+          <w:szCs w:val="28"/>
+        </w:rPr>
+      </w:pPr>
+      <w:r>
+        <w:rPr>
+          <w:rFonts w:eastAsia="Aptos"/>
+          <w:b/>
+          <w:bCs/>
+          <w:color w:val="auto"/>
+          <w:szCs w:val="28"/>
+        </w:rPr>
+        <w:t>ОСКОЛЬСКИЙ ПОЛИТЕХНИЧЕСКИЙ КОЛЛЕДЖ</w:t>
+      </w:r>
+    </w:p>
+    <w:p>
+      <w:pPr>
+        <w:spacing w:line="360" w:lineRule="auto"/>
+        <w:ind w:firstLine="0"/>
+        <w:jc w:val="center"/>
+        <w:rPr>
+          <w:rFonts w:eastAsia="Aptos"/>
+          <w:b/>
+          <w:bCs/>
+          <w:color w:val="auto"/>
+          <w:szCs w:val="28"/>
+        </w:rPr>
+      </w:pPr>
+    </w:p>
+    <w:p>
+      <w:pPr>
+        <w:spacing w:line="360" w:lineRule="auto"/>
+        <w:ind w:firstLine="0"/>
+        <w:jc w:val="center"/>
+        <w:rPr>
+          <w:rFonts w:eastAsia="Aptos"/>
+          <w:b/>
+          <w:bCs/>
+          <w:color w:val="auto"/>
+          <w:szCs w:val="28"/>
+        </w:rPr>
+      </w:pPr>
+    </w:p>
+    <w:p>
+      <w:pPr>
+        <w:spacing w:line="360" w:lineRule="auto"/>
+        <w:ind w:firstLine="0"/>
+        <w:jc w:val="center"/>
+        <w:rPr>
+          <w:rFonts w:eastAsia="Aptos"/>
+          <w:b/>
+          <w:bCs/>
+          <w:color w:val="auto"/>
+          <w:szCs w:val="28"/>
+        </w:rPr>
+      </w:pPr>
+    </w:p>
+    <w:p>
+      <w:pPr>
+        <w:spacing w:line="360" w:lineRule="auto"/>
+        <w:ind w:firstLine="0"/>
+        <w:jc w:val="center"/>
+        <w:rPr>
+          <w:rFonts w:eastAsia="Aptos"/>
+          <w:b/>
+          <w:bCs/>
+          <w:color w:val="auto"/>
+          <w:szCs w:val="28"/>
+        </w:rPr>
+      </w:pPr>
+      <w:r>
+        <w:rPr>
+          <w:rFonts w:eastAsia="Aptos"/>
+          <w:b/>
+          <w:bCs/>
+          <w:color w:val="auto"/>
+          <w:szCs w:val="28"/>
+        </w:rPr>
+        <w:t>Отчёт</w:t>
+      </w:r>
+    </w:p>
+    <w:p>
+      <w:pPr>
+        <w:spacing w:line="360" w:lineRule="auto"/>
+        <w:ind w:firstLine="0"/>
+        <w:jc w:val="center"/>
+        <w:rPr>
+          <w:rFonts w:eastAsia="Aptos"/>
+          <w:b/>
+          <w:bCs/>
+          <w:color w:val="auto"/>
+          <w:szCs w:val="28"/>
+        </w:rPr>
+      </w:pPr>
+      <w:r>
+        <w:rPr>
+          <w:rFonts w:eastAsia="Aptos"/>
+          <w:b/>
+          <w:bCs/>
+          <w:color w:val="auto"/>
+          <w:szCs w:val="28"/>
+          <w:lang w:bidi="en-US"/>
+        </w:rPr>
+        <w:t>Практическая работа № 1</w:t>
+      </w:r>
+    </w:p>
+    <w:p>
+      <w:pPr>
+        <w:spacing w:line="360" w:lineRule="auto"/>
+        <w:ind w:firstLine="0"/>
+        <w:jc w:val="center"/>
+        <w:rPr>
+          <w:rFonts w:eastAsia="Aptos"/>
+          <w:b/>
+          <w:bCs/>
+          <w:color w:val="auto"/>
+          <w:szCs w:val="28"/>
+          <w:lang w:bidi="en-US"/>
+        </w:rPr>
+      </w:pPr>
+      <w:r>
+        <w:rPr>
+          <w:rFonts w:eastAsia="Aptos"/>
+          <w:b/>
+          <w:bCs/>
+          <w:color w:val="auto"/>
+          <w:szCs w:val="28"/>
+          <w:lang w:bidi="en-US"/>
+        </w:rPr>
+        <w:t>МДК 0</w:t>
+      </w:r>
+      <w:r>
+        <w:rPr>
+          <w:rFonts w:eastAsia="Aptos"/>
+          <w:b/>
+          <w:bCs/>
+          <w:color w:val="auto"/>
+          <w:szCs w:val="28"/>
+          <w:lang w:bidi="en-US"/>
+        </w:rPr>
+        <w:t>5</w:t>
+      </w:r>
+      <w:r>
+        <w:rPr>
+          <w:rFonts w:eastAsia="Aptos"/>
+          <w:b/>
+          <w:bCs/>
+          <w:color w:val="auto"/>
+          <w:szCs w:val="28"/>
+          <w:lang w:bidi="en-US"/>
+        </w:rPr>
+        <w:t>.01</w:t>
+      </w:r>
+      <w:r>
+        <w:rPr>
+          <w:rFonts w:eastAsia="Aptos"/>
+          <w:b/>
+          <w:bCs/>
+          <w:color w:val="auto"/>
+          <w:szCs w:val="28"/>
+          <w:lang w:bidi="en-US"/>
+        </w:rPr>
+        <w:t xml:space="preserve"> Проектирование и дизайн ИС</w:t>
+      </w:r>
+    </w:p>
+    <w:p>
+      <w:pPr>
+        <w:spacing w:line="360" w:lineRule="auto"/>
+        <w:ind w:firstLine="0"/>
+        <w:jc w:val="left"/>
+        <w:rPr>
+          <w:rFonts w:eastAsia="Aptos"/>
+          <w:b/>
+          <w:bCs/>
+          <w:color w:val="auto"/>
+          <w:szCs w:val="28"/>
+        </w:rPr>
+      </w:pPr>
+    </w:p>
+    <w:p>
+      <w:pPr>
+        <w:spacing w:line="360" w:lineRule="auto"/>
+        <w:ind w:firstLine="0"/>
+        <w:jc w:val="center"/>
+        <w:rPr>
+          <w:rFonts w:eastAsia="Aptos"/>
+          <w:b/>
+          <w:bCs/>
+          <w:color w:val="auto"/>
+          <w:szCs w:val="28"/>
+        </w:rPr>
+      </w:pPr>
+    </w:p>
+    <w:p>
+      <w:pPr>
+        <w:spacing w:line="360" w:lineRule="auto"/>
+        <w:ind w:firstLine="0"/>
+        <w:jc w:val="center"/>
+        <w:rPr>
+          <w:rFonts w:eastAsia="Aptos"/>
+          <w:b/>
+          <w:bCs/>
+          <w:color w:val="auto"/>
+          <w:szCs w:val="28"/>
+        </w:rPr>
+      </w:pPr>
+    </w:p>
+    <w:p>
+      <w:pPr>
+        <w:spacing w:line="360" w:lineRule="auto"/>
+        <w:ind w:firstLine="0"/>
+        <w:jc w:val="center"/>
+        <w:rPr>
+          <w:rFonts w:eastAsia="Aptos"/>
+          <w:b/>
+          <w:bCs/>
+          <w:color w:val="auto"/>
+          <w:szCs w:val="28"/>
+        </w:rPr>
+      </w:pPr>
+    </w:p>
+    <w:p>
+      <w:pPr>
+        <w:widowControl w:val="0"/>
+        <w:autoSpaceDE w:val="0"/>
+        <w:autoSpaceDN w:val="0"/>
+        <w:spacing w:line="360" w:lineRule="auto"/>
+        <w:ind w:firstLine="0"/>
+        <w:jc w:val="right"/>
+        <w:rPr>
+          <w:rFonts w:eastAsia="Times New Roman"/>
+          <w:color w:val="auto"/>
+          <w:szCs w:val="28"/>
+          <w:lang w:eastAsia="ru-RU" w:bidi="ru-RU"/>
+        </w:rPr>
+      </w:pPr>
+      <w:r>
+        <w:rPr>
+          <w:rFonts w:eastAsia="Times New Roman"/>
+          <w:color w:val="auto"/>
+          <w:szCs w:val="28"/>
+          <w:lang w:eastAsia="ru-RU" w:bidi="ru-RU"/>
+        </w:rPr>
+        <w:t>Выполнил:</w:t>
+      </w:r>
+    </w:p>
+    <w:p>
+      <w:pPr>
+        <w:widowControl w:val="0"/>
+        <w:autoSpaceDE w:val="0"/>
+        <w:autoSpaceDN w:val="0"/>
+        <w:spacing w:line="360" w:lineRule="auto"/>
+        <w:ind w:firstLine="0"/>
+        <w:jc w:val="right"/>
+        <w:rPr>
+          <w:rFonts w:eastAsia="Times New Roman"/>
+          <w:color w:val="auto"/>
+          <w:szCs w:val="28"/>
+          <w:lang w:eastAsia="ru-RU" w:bidi="ru-RU"/>
+        </w:rPr>
+      </w:pPr>
+      <w:r>
+        <w:rPr>
+          <w:rFonts w:eastAsia="Times New Roman"/>
+          <w:color w:val="auto"/>
+          <w:szCs w:val="28"/>
+          <w:lang w:eastAsia="ru-RU" w:bidi="ru-RU"/>
+        </w:rPr>
+        <w:t>студент группы ИСП-23-2</w:t>
+      </w:r>
+    </w:p>
+    <w:p>
+      <w:pPr>
+        <w:widowControl w:val="0"/>
+        <w:autoSpaceDE w:val="0"/>
+        <w:autoSpaceDN w:val="0"/>
+        <w:spacing w:line="360" w:lineRule="auto"/>
+        <w:ind w:firstLine="0"/>
+        <w:jc w:val="right"/>
+        <w:rPr>
+          <w:rFonts w:eastAsia="Times New Roman"/>
+          <w:color w:val="auto"/>
+          <w:szCs w:val="28"/>
+          <w:lang w:eastAsia="ru-RU" w:bidi="ru-RU"/>
+        </w:rPr>
+      </w:pPr>
+      <w:r>
+        <w:rPr>
+          <w:rFonts w:eastAsia="Times New Roman"/>
+          <w:color w:val="auto"/>
+          <w:szCs w:val="28"/>
+          <w:lang w:eastAsia="ru-RU" w:bidi="ru-RU"/>
+        </w:rPr>
+        <w:t>Раимов Д.А.</w:t>
+      </w:r>
+    </w:p>
+    <w:p>
+      <w:pPr>
+        <w:widowControl w:val="0"/>
+        <w:autoSpaceDE w:val="0"/>
+        <w:autoSpaceDN w:val="0"/>
+        <w:spacing w:line="360" w:lineRule="auto"/>
+        <w:ind w:firstLine="0"/>
+        <w:jc w:val="right"/>
+        <w:rPr>
+          <w:rFonts w:eastAsia="Times New Roman"/>
+          <w:color w:val="auto"/>
+          <w:szCs w:val="28"/>
+          <w:lang w:eastAsia="ru-RU" w:bidi="ru-RU"/>
+        </w:rPr>
+      </w:pPr>
+      <w:r>
+        <w:rPr>
+          <w:rFonts w:eastAsia="Times New Roman"/>
+          <w:color w:val="auto"/>
+          <w:szCs w:val="28"/>
+          <w:lang w:eastAsia="ru-RU" w:bidi="ru-RU"/>
+        </w:rPr>
+        <w:t>Проверил:</w:t>
+      </w:r>
+    </w:p>
+    <w:p>
+      <w:pPr>
+        <w:widowControl w:val="0"/>
+        <w:autoSpaceDE w:val="0"/>
+        <w:autoSpaceDN w:val="0"/>
+        <w:spacing w:line="360" w:lineRule="auto"/>
+        <w:ind w:firstLine="0"/>
+        <w:jc w:val="right"/>
+        <w:rPr>
+          <w:rFonts w:eastAsia="Times New Roman"/>
+          <w:color w:val="auto"/>
+          <w:szCs w:val="28"/>
+          <w:lang w:eastAsia="ru-RU" w:bidi="ru-RU"/>
+        </w:rPr>
+      </w:pPr>
+      <w:r>
+        <w:rPr>
+          <w:rFonts w:eastAsia="Times New Roman"/>
+          <w:color w:val="auto"/>
+          <w:szCs w:val="28"/>
+          <w:lang w:eastAsia="ru-RU" w:bidi="ru-RU"/>
+        </w:rPr>
+        <w:t xml:space="preserve">преподаватель </w:t>
+      </w:r>
+      <w:r>
+        <w:rPr>
+          <w:rFonts w:eastAsia="Times New Roman"/>
+          <w:color w:val="auto"/>
+          <w:szCs w:val="28"/>
+          <w:lang w:eastAsia="ru-RU" w:bidi="ru-RU"/>
+        </w:rPr>
+        <w:t>Алейник О.С</w:t>
+      </w:r>
+      <w:r>
+        <w:rPr>
+          <w:rFonts w:eastAsia="Times New Roman"/>
+          <w:color w:val="auto"/>
+          <w:szCs w:val="28"/>
+          <w:lang w:eastAsia="ru-RU" w:bidi="ru-RU"/>
+        </w:rPr>
+        <w:t>.</w:t>
+      </w:r>
+    </w:p>
+    <w:p>
+      <w:pPr>
+        <w:widowControl w:val="0"/>
+        <w:autoSpaceDE w:val="0"/>
+        <w:autoSpaceDN w:val="0"/>
+        <w:spacing w:line="360" w:lineRule="auto"/>
+        <w:ind w:firstLine="0"/>
+        <w:jc w:val="center"/>
+        <w:rPr>
+          <w:rFonts w:eastAsia="Times New Roman"/>
+          <w:color w:val="auto"/>
+          <w:szCs w:val="28"/>
+          <w:lang w:eastAsia="ru-RU" w:bidi="ru-RU"/>
+        </w:rPr>
+      </w:pPr>
+    </w:p>
+    <w:p>
+      <w:pPr>
+        <w:widowControl w:val="0"/>
+        <w:autoSpaceDE w:val="0"/>
+        <w:autoSpaceDN w:val="0"/>
+        <w:spacing w:line="360" w:lineRule="auto"/>
+        <w:ind w:firstLine="0"/>
+        <w:jc w:val="center"/>
+        <w:rPr>
+          <w:rFonts w:eastAsia="Times New Roman"/>
+          <w:color w:val="auto"/>
+          <w:szCs w:val="28"/>
+          <w:lang w:eastAsia="ru-RU" w:bidi="ru-RU"/>
+        </w:rPr>
+      </w:pPr>
+    </w:p>
+    <w:p>
+      <w:pPr>
+        <w:widowControl w:val="0"/>
+        <w:autoSpaceDE w:val="0"/>
+        <w:autoSpaceDN w:val="0"/>
+        <w:spacing w:line="360" w:lineRule="auto"/>
+        <w:ind w:firstLine="0"/>
+        <w:jc w:val="left"/>
+        <w:rPr>
+          <w:rFonts w:eastAsia="Times New Roman"/>
+          <w:color w:val="auto"/>
+          <w:szCs w:val="28"/>
+          <w:lang w:eastAsia="ru-RU" w:bidi="ru-RU"/>
+        </w:rPr>
+      </w:pPr>
+    </w:p>
+    <w:p>
+      <w:pPr>
+        <w:widowControl w:val="0"/>
+        <w:autoSpaceDE w:val="0"/>
+        <w:autoSpaceDN w:val="0"/>
+        <w:spacing w:line="360" w:lineRule="auto"/>
+        <w:ind w:firstLine="0"/>
+        <w:jc w:val="center"/>
+        <w:rPr>
+          <w:rFonts w:eastAsia="Times New Roman"/>
+          <w:color w:val="auto"/>
+          <w:szCs w:val="28"/>
+          <w:lang w:eastAsia="ru-RU" w:bidi="ru-RU"/>
+        </w:rPr>
+      </w:pPr>
+    </w:p>
+    <w:p>
+      <w:pPr>
+        <w:widowControl w:val="0"/>
+        <w:autoSpaceDE w:val="0"/>
+        <w:autoSpaceDN w:val="0"/>
+        <w:spacing w:line="360" w:lineRule="auto"/>
+        <w:ind w:firstLine="0"/>
+        <w:jc w:val="center"/>
+        <w:rPr>
+          <w:rFonts w:eastAsia="Times New Roman"/>
+          <w:color w:val="auto"/>
+          <w:szCs w:val="28"/>
+          <w:lang w:eastAsia="ru-RU" w:bidi="ru-RU"/>
+        </w:rPr>
+      </w:pPr>
+    </w:p>
+    <w:p>
+      <w:pPr>
+        <w:widowControl w:val="0"/>
+        <w:autoSpaceDE w:val="0"/>
+        <w:autoSpaceDN w:val="0"/>
+        <w:spacing w:line="360" w:lineRule="auto"/>
+        <w:ind w:firstLine="0"/>
+        <w:jc w:val="center"/>
+        <w:rPr>
+          <w:rFonts w:eastAsia="Times New Roman"/>
+          <w:color w:val="auto"/>
+          <w:szCs w:val="28"/>
+          <w:lang w:eastAsia="ru-RU" w:bidi="ru-RU"/>
+        </w:rPr>
+      </w:pPr>
+    </w:p>
+    <w:p>
+      <w:pPr>
+        <w:spacing w:line="360" w:lineRule="auto"/>
+        <w:ind w:firstLine="0"/>
+        <w:jc w:val="center"/>
+        <w:rPr>
+          <w:rFonts w:eastAsia="Times New Roman"/>
+          <w:color w:val="auto"/>
+          <w:szCs w:val="28"/>
+          <w:lang w:eastAsia="ru-RU" w:bidi="ru-RU"/>
+        </w:rPr>
+      </w:pPr>
+      <w:r>
+        <w:rPr>
+          <w:rFonts w:eastAsia="Times New Roman"/>
+          <w:color w:val="auto"/>
+          <w:szCs w:val="28"/>
+          <w:lang w:eastAsia="ru-RU" w:bidi="ru-RU"/>
+        </w:rPr>
+        <w:t>Старый Оскол, 2026</w:t>
+      </w:r>
+    </w:p>
+    <w:p>
+      <w:pPr>
         <w:pStyle w:val="1"/>
       </w:pPr>
-      <w:bookmarkStart w:id="0" w:name="_Toc239506178"/>
-      <w:r>
+      <w:r>
+        <w:lastRenderedPageBreak/>
         <w:t>1 ПОСТАНОВКА ЗАДАЧИ</w:t>
       </w:r>
       <w:bookmarkEnd w:id="0"/>
@@ -91,7 +667,6 @@
                 <w:b/>
                 <w:sz w:val="22"/>
               </w:rPr>
-              <w:lastRenderedPageBreak/>
               <w:t>Критерий</w:t>
             </w:r>
           </w:p>
@@ -180,6 +755,7 @@
               <w:rPr>
                 <w:sz w:val="22"/>
               </w:rPr>
+              <w:lastRenderedPageBreak/>
               <w:t>Точность</w:t>
             </w:r>
           </w:p>
@@ -369,20 +945,23 @@
       </w:pPr>
       <w:bookmarkStart w:id="3" w:name="_Toc239506185"/>
       <w:r>
+        <w:t>2.</w:t>
+      </w:r>
+      <w:r>
+        <w:t>2</w:t>
+      </w:r>
+      <w:r>
+        <w:t xml:space="preserve"> Внешняя среда и взаимодействия</w:t>
+      </w:r>
+      <w:bookmarkEnd w:id="3"/>
+    </w:p>
+    <w:p>
+      <w:r>
+        <w:t xml:space="preserve">Система взаимодействует с покупателями, поставщиками, банками, транспортными организациями и контролирующими органами. Покупатель </w:t>
+      </w:r>
+      <w:r>
         <w:lastRenderedPageBreak/>
-        <w:t>2.</w:t>
-      </w:r>
-      <w:r>
-        <w:t>2</w:t>
-      </w:r>
-      <w:r>
-        <w:t xml:space="preserve"> Внешняя среда и взаимодействия</w:t>
-      </w:r>
-      <w:bookmarkEnd w:id="3"/>
-    </w:p>
-    <w:p>
-      <w:r>
-        <w:t>Система взаимодействует с покупателями, поставщиками, банками, транспортными организациями и контролирующими органами. Покупатель передаёт заявку и реквизиты, а получает предложение, счёт, комплект документов, сведения о доставке и гарантии. Поставщик сообщает доступность и сроки поставки. Банк подтверждает оплату. Транспортная компания принимает поручение на доставку и возвращает её статус.</w:t>
+        <w:t>передаёт заявку и реквизиты, а получает предложение, счёт, комплект документов, сведения о доставке и гарантии. Поставщик сообщает доступность и сроки поставки. Банк подтверждает оплату. Транспортная компания принимает поручение на доставку и возвращает её статус.</w:t>
       </w:r>
     </w:p>
     <w:p>
@@ -457,7 +1036,6 @@
         <w:pStyle w:val="2"/>
       </w:pPr>
       <w:r>
-        <w:lastRenderedPageBreak/>
         <w:t>2.5 Входы, выходы и ресурсы</w:t>
       </w:r>
     </w:p>
@@ -597,6 +1175,7 @@
               <w:rPr>
                 <w:sz w:val="22"/>
               </w:rPr>
+              <w:lastRenderedPageBreak/>
               <w:t>Выходы</w:t>
             </w:r>
           </w:p>
@@ -2233,7 +2812,6 @@
   <w:style w:type="character" w:default="1" w:styleId="a0">
     <w:name w:val="Default Paragraph Font"/>
     <w:uiPriority w:val="1"/>
-    <w:semiHidden/>
     <w:unhideWhenUsed/>
   </w:style>
   <w:style w:type="table" w:default="1" w:styleId="a1">
